--- a/qiminyaosu/ralph/生产稿_600/06_器用/现代齐民要术_06-15-3_床垫分区、弹簧、泡棉这些词应该怎么理解_生产稿.docx
+++ b/qiminyaosu/ralph/生产稿_600/06_器用/现代齐民要术_06-15-3_床垫分区、弹簧、泡棉这些词应该怎么理解_生产稿.docx
@@ -720,13 +720,7 @@
     </w:p>
     <w:p>
       <w:r>
-        <w:rPr>
-          <w:b/>
-        </w:rPr>
-        <w:t>START_FRAME：</w:t>
-      </w:r>
-      <w:r>
-        <w:t>现代中国家庭客厅或厨房的产品使用场景：家电/日用品内部剖视，空间与耗材可视化；主体与开头相扣。</w:t>
+        <w:t>START_FRAME（首帧·五锁）：同一器用空间近景：家电/日用品居中，客厅或厨房产品使用场景环境清晰，客厅/厨房明亮顶灯与自然光，构图以床垫分区、弹簧、泡棉这些词应该怎么理解对应的冲突对象为主体。</w:t>
       </w:r>
     </w:p>
     <w:p>
@@ -764,13 +758,7 @@
     </w:p>
     <w:p>
       <w:r>
-        <w:rPr>
-          <w:b/>
-        </w:rPr>
-        <w:t>END_FRAME：</w:t>
-      </w:r>
-      <w:r>
-        <w:t>稳定停在可桥接的尾帧，作下一镜首帧。</w:t>
+        <w:t>END_FRAME（尾帧·五锁）：镜头稳定停在器用空间的一个清晰物件/结构上（家电/日用品，客厅/厨房明亮顶灯与自然光），形态位置与下一镜首帧一致，作桥接帧。</w:t>
       </w:r>
     </w:p>
     <w:p>
@@ -813,7 +801,10 @@
     </w:p>
     <w:p>
       <w:r>
-        <w:t>9:16 竖屏，高级半写实 3D/2.5D 现代家庭科学动画。现代中国家庭客厅或厨房的产品使用场景：家电/日用品内部剖视，空间与耗材可视化。0—3s 引入「床垫分区、弹簧、泡棉这些词应该怎么理解」主视觉事件；3—7s 演示/讲解机制与操作；7—10s 收束停在尾帧。无中文文字/字幕/Logo/水印；保持同一光线与镜头空间；无伪实验/伪专家；不出现可读数字表格。</w:t>
+        <w:rPr>
+          <w:b w:val="0"/>
+        </w:rPr>
+        <w:t>9:16 竖屏，高级半写实 3D/2.5D 现代家庭科学动画。现代中国家庭客厅或用厨房产品场景：家电/日用品内部剖视，空间与耗材可视化。本镜主题「床垫分区、弹簧、泡棉这些词应该怎么理解」（母题变量：睡姿、体型和主观舒适是核心、软硬标签缺乏统一体感、试睡和退换政策很重要、枕头高度需匹配睡姿和床垫下陷）。0—3s：放大冲突/常见错误，前1-3秒制造留存；3—7s：用连续镜头把机制或做法讲透；7—10s：收束停在悬念、判断点。本段用连续的步骤动作推进，镜头跟随手部或物件。动画风格借用：产品爆炸图 / 内部结构 / 家庭A·B·C / 空间占用 / 长期耗材维护。镜头最后稳定帧直接作为下一镜首帧。。无中文文字/字幕/Logo/水印/名牌；不改变衣服/材质/产品外观颜色；不出现可读数字表格；不做伪实景/伪医生/伪检测画面。</w:t>
       </w:r>
     </w:p>
     <w:p/>
@@ -860,13 +851,7 @@
     </w:p>
     <w:p>
       <w:r>
-        <w:rPr>
-          <w:b/>
-        </w:rPr>
-        <w:t>START_FRAME：</w:t>
-      </w:r>
-      <w:r>
-        <w:t>现代中国家庭客厅或厨房的产品使用场景：家电/日用品内部剖视，空间与耗材可视化；主体与开头相扣。</w:t>
+        <w:t>START_FRAME（首帧·五锁）：自上一镜尾帧继承：家电/日用品保持相同形态/材质/位置，客厅/厨房明亮顶灯与自然光，构图连续（五锁）。</w:t>
       </w:r>
     </w:p>
     <w:p>
@@ -904,13 +889,7 @@
     </w:p>
     <w:p>
       <w:r>
-        <w:rPr>
-          <w:b/>
-        </w:rPr>
-        <w:t>END_FRAME：</w:t>
-      </w:r>
-      <w:r>
-        <w:t>稳定停在可桥接的尾帧，作下一镜首帧。</w:t>
+        <w:t>END_FRAME（尾帧·五锁）：镜头稳定停在器用空间的一个清晰物件/结构上（家电/日用品，客厅/厨房明亮顶灯与自然光），形态位置与下一镜首帧一致，作桥接帧。</w:t>
       </w:r>
     </w:p>
     <w:p>
@@ -953,7 +932,10 @@
     </w:p>
     <w:p>
       <w:r>
-        <w:t>9:16 竖屏，高级半写实 3D/2.5D 现代家庭科学动画。现代中国家庭客厅或厨房的产品使用场景：家电/日用品内部剖视，空间与耗材可视化。0—3s 引入「床垫分区、弹簧、泡棉这些词应该怎么理解」主视觉事件；3—7s 演示/讲解机制与操作；7—10s 收束停在尾帧。无中文文字/字幕/Logo/水印；保持同一光线与镜头空间；无伪实验/伪专家；不出现可读数字表格。</w:t>
+        <w:rPr>
+          <w:b w:val="0"/>
+        </w:rPr>
+        <w:t>9:16 竖屏，高级半写实 3D/2.5D 现代家庭科学动画。现代中国家庭客厅或用厨房产品场景：家电/日用品内部剖视，空间与耗材可视化。本镜主题「床垫分区、弹簧、泡棉这些词应该怎么理解」（母题变量：睡姿、体型和主观舒适是核心、软硬标签缺乏统一体感、试睡和退换政策很重要、枕头高度需匹配睡姿和床垫下陷）。0—3s：从日常画面进入微观/剖面/透视；3—7s：用粒子、流动、结构示意表现机制；7—10s：从示意回到现实并落点。本段用连续的步骤动作推进，镜头跟随手部或物件。动画风格借用：产品爆炸图 / 内部结构 / 家庭A·B·C / 空间占用 / 长期耗材维护。镜头最后稳定帧直接作为下一镜首帧。。无中文文字/字幕/Logo/水印/名牌；不改变衣服/材质/产品外观颜色；不出现可读数字表格；不做伪实景/伪医生/伪检测画面。</w:t>
       </w:r>
     </w:p>
     <w:p/>
@@ -1000,13 +982,7 @@
     </w:p>
     <w:p>
       <w:r>
-        <w:rPr>
-          <w:b/>
-        </w:rPr>
-        <w:t>START_FRAME：</w:t>
-      </w:r>
-      <w:r>
-        <w:t>现代中国家庭客厅或厨房的产品使用场景：家电/日用品内部剖视，空间与耗材可视化；主体与开头相扣。</w:t>
+        <w:t>START_FRAME（首帧·五锁）：自上一镜尾帧继承：家电/日用品保持相同形态/材质/位置，客厅/厨房明亮顶灯与自然光，构图连续（五锁）。</w:t>
       </w:r>
     </w:p>
     <w:p>
@@ -1044,13 +1020,7 @@
     </w:p>
     <w:p>
       <w:r>
-        <w:rPr>
-          <w:b/>
-        </w:rPr>
-        <w:t>END_FRAME：</w:t>
-      </w:r>
-      <w:r>
-        <w:t>稳定停在可桥接的尾帧，作下一镜首帧。</w:t>
+        <w:t>END_FRAME（尾帧·五锁）：镜头稳定停在器用空间完成态（家电/日用品，客厅/厨房明亮顶灯与自然光），画面右下留出供后期放品牌/片尾。</w:t>
       </w:r>
     </w:p>
     <w:p>
@@ -1093,7 +1063,10 @@
     </w:p>
     <w:p>
       <w:r>
-        <w:t>9:16 竖屏，高级半写实 3D/2.5D 现代家庭科学动画。现代中国家庭客厅或厨房的产品使用场景：家电/日用品内部剖视，空间与耗材可视化。0—3s 引入「床垫分区、弹簧、泡棉这些词应该怎么理解」主视觉事件；3—7s 演示/讲解机制与操作；7—10s 收束停在尾帧。无中文文字/字幕/Logo/水印；保持同一光线与镜头空间；无伪实验/伪专家；不出现可读数字表格。</w:t>
+        <w:rPr>
+          <w:b w:val="0"/>
+        </w:rPr>
+        <w:t>9:16 竖屏，高级半写实 3D/2.5D 现代家庭科学动画。现代中国家庭客厅或用厨房产品场景：家电/日用品内部剖视，空间与耗材可视化。本镜主题「床垫分区、弹簧、泡棉这些词应该怎么理解」（母题变量：睡姿、体型和主观舒适是核心、软硬标签缺乏统一体感、试睡和退换政策很重要、枕头高度需匹配睡姿和床垫下陷）。0—3s：固定出错对象，给出步骤起点；3—7s：镜头跟随手或物件依序完成动作；7—10s：停在正确完成的结果。本段用连续的步骤动作推进，镜头跟随手部或物件。动画风格借用：产品爆炸图 / 内部结构 / 家庭A·B·C / 空间占用 / 长期耗材维护。末尾稳定停帧，右下留出供后期加品牌/片尾。。无中文文字/字幕/Logo/水印/名牌；不改变衣服/材质/产品外观颜色；不出现可读数字表格；不做伪实景/伪医生/伪检测画面。</w:t>
       </w:r>
     </w:p>
     <w:p/>
